--- a/outputs/plos_submission/S3_Table.docx
+++ b/outputs/plos_submission/S3_Table.docx
@@ -74,7 +74,7 @@
           </w:tcPr>
           <w:p>
             <w:r>
-              <w:t>Minimum Required</w:t>
+              <w:t>Benchmark requirement</w:t>
             </w:r>
           </w:p>
         </w:tc>
@@ -84,7 +84,7 @@
           </w:tcPr>
           <w:p>
             <w:r>
-              <w:t>Meets Minimum</w:t>
+              <w:t>Meets benchmark requirement</w:t>
             </w:r>
           </w:p>
         </w:tc>
@@ -176,7 +176,7 @@
           </w:tcPr>
           <w:p>
             <w:r>
-              <w:t>100</w:t>
+              <w:t>N ≥ 500</w:t>
             </w:r>
           </w:p>
         </w:tc>
@@ -206,7 +206,7 @@
           </w:tcPr>
           <w:p>
             <w:r>
-              <w:t>Sample size below minimum threshold (N &lt; 100)</w:t>
+              <w:t>Below benchmark inclusion threshold (N &lt; 500)</w:t>
             </w:r>
           </w:p>
         </w:tc>
@@ -278,7 +278,7 @@
           </w:tcPr>
           <w:p>
             <w:r>
-              <w:t>500</w:t>
+              <w:t>N ≥ 500 and sample/feature ratio ≥ 10</w:t>
             </w:r>
           </w:p>
         </w:tc>
@@ -308,7 +308,7 @@
           </w:tcPr>
           <w:p>
             <w:r>
-              <w:t>High dimensionality with small sample (curse of dimensionality)</w:t>
+              <w:t>Below benchmark inclusion threshold and insufficient sample/feature ratio</w:t>
             </w:r>
           </w:p>
         </w:tc>
